--- a/cuda-course-ysu.docx
+++ b/cuda-course-ysu.docx
@@ -97,7 +97,7 @@
       </w:r>
       <w:r>
         <w:rPr/>
-        <w:t>՝ 6 դասախոս, որոնք ծանոթ են OpenMP-ին, MPI-ին և thread-երին, բայց GPU-ի հետ չեն աշխատել</w:t>
+        <w:t>՝ 9 դասախոս, որոնք ծանոթ են OpenMP-ին, MPI-ին և thread-երին, բայց GPU-ի հետ չեն աշխատել</w:t>
       </w:r>
     </w:p>
     <w:p>

--- a/cuda-course-ysu.docx
+++ b/cuda-course-ysu.docx
@@ -2293,7 +2293,7 @@
       </w:r>
       <w:r>
         <w:rPr/>
-        <w:t xml:space="preserve"> (PDF) — https://docs.nvidia.com/cuda/pdf/CUDA_C_Programming_Guide.pdf. Դասընթացի հիմնական գրականությունը։ Ամեն օրվա «Գրականություն» բաժնում նշված են այդ պարապմունքի համար անհրաժեշտ գլուխները։</w:t>
+        <w:t xml:space="preserve"> (PDF) — https://docs.nvidia.com/cuda/archive/12.8.0/pdf/CUDA_C_Programming_Guide.pdf. Դասընթացի հիմնական գրականությունը։ Ամեն օրվա «Գրականություն» բաժնում նշված են այդ պարապմունքի համար անհրաժեշտ գլուխները։</w:t>
       </w:r>
     </w:p>
     <w:p>
